--- a/opisy_archetypow/opisy_Kochanek.docx
+++ b/opisy_archetypow/opisy_Kochanek.docx
@@ -891,6 +891,15 @@
     <w:p>
       <w:r>
         <w:t>Marilyn Monroe</w:t>
+      </w:r>
+      <w:r>
+        <w:t xml:space="preserve">, </w:t>
+      </w:r>
+      <w:r>
+        <w:t>Afrodyta</w:t>
+      </w:r>
+      <w:r>
+        <w:t>, Romeo</w:t>
       </w:r>
     </w:p>
     <w:p/>
@@ -11368,7 +11377,6 @@
   <w:style w:type="character" w:default="1" w:styleId="Domylnaczcionkaakapitu">
     <w:name w:val="Default Paragraph Font"/>
     <w:uiPriority w:val="1"/>
-    <w:semiHidden/>
     <w:unhideWhenUsed/>
   </w:style>
   <w:style w:type="table" w:default="1" w:styleId="Standardowy">
